--- a/Task_1/Checklist.docx
+++ b/Task_1/Checklist.docx
@@ -378,6 +378,17 @@
         </w:rPr>
         <w:t>In this dataset the labels are stored as single-band TIFF files that store an NDVI value for each pixel, aligned with the corresponding sample images. So the labels are structured in a segmentation mask, not a bounding box or classification structure.</w:t>
       </w:r>
+      <w:r>
+        <w:rPr>
+          <w:rFonts w:ascii="Times New Roman" w:eastAsia="Times New Roman" w:hAnsi="Times New Roman" w:cs="Times New Roman"/>
+          <w:color w:val="000000"/>
+          <w:kern w:val="0"/>
+          <w:sz w:val="22"/>
+          <w:szCs w:val="22"/>
+          <w14:ligatures w14:val="none"/>
+        </w:rPr>
+        <w:t xml:space="preserve"> The labels are enumerated as follows the beginning of the label stands for Sentinnel2A or Sentinnel2B, the MSIL stands for the Multispectral instrument utilized, what goes after corresponds to the date of the data, the label after stands for the version, the label after stands for the orbit number, then the ID of the data, then date of when it was processed, and the type of file it is saved as.</w:t>
+      </w:r>
     </w:p>
     <w:p>
       <w:pPr>
@@ -445,6 +456,7 @@
           <w:noProof/>
           <w:kern w:val="0"/>
         </w:rPr>
+        <w:lastRenderedPageBreak/>
         <w:pict w14:anchorId="0EF74DA8">
           <v:rect id="_x0000_i1027" alt="" style="width:468pt;height:.05pt;mso-width-percent:0;mso-height-percent:0;mso-width-percent:0;mso-height-percent:0" o:hralign="center" o:hrstd="t" o:hr="t" fillcolor="#a0a0a0" stroked="f"/>
         </w:pict>
@@ -475,7 +487,6 @@
           <w:szCs w:val="34"/>
           <w14:ligatures w14:val="none"/>
         </w:rPr>
-        <w:lastRenderedPageBreak/>
         <w:t>Data Characteristics</w:t>
       </w:r>
     </w:p>
@@ -940,6 +951,7 @@
           <w:noProof/>
           <w:kern w:val="0"/>
         </w:rPr>
+        <w:lastRenderedPageBreak/>
         <w:pict w14:anchorId="5DA2E7D9">
           <v:rect id="_x0000_i1025" alt="" style="width:468pt;height:.05pt;mso-width-percent:0;mso-height-percent:0;mso-width-percent:0;mso-height-percent:0" o:hralign="center" o:hrstd="t" o:hr="t" fillcolor="#a0a0a0" stroked="f"/>
         </w:pict>
@@ -970,7 +982,6 @@
           <w:szCs w:val="34"/>
           <w14:ligatures w14:val="none"/>
         </w:rPr>
-        <w:lastRenderedPageBreak/>
         <w:t>Machine Learning Fundamentals</w:t>
       </w:r>
     </w:p>

--- a/Task_1/Checklist.docx
+++ b/Task_1/Checklist.docx
@@ -378,17 +378,6 @@
         </w:rPr>
         <w:t>In this dataset the labels are stored as single-band TIFF files that store an NDVI value for each pixel, aligned with the corresponding sample images. So the labels are structured in a segmentation mask, not a bounding box or classification structure.</w:t>
       </w:r>
-      <w:r>
-        <w:rPr>
-          <w:rFonts w:ascii="Times New Roman" w:eastAsia="Times New Roman" w:hAnsi="Times New Roman" w:cs="Times New Roman"/>
-          <w:color w:val="000000"/>
-          <w:kern w:val="0"/>
-          <w:sz w:val="22"/>
-          <w:szCs w:val="22"/>
-          <w14:ligatures w14:val="none"/>
-        </w:rPr>
-        <w:t xml:space="preserve"> The labels are enumerated as follows the beginning of the label stands for Sentinnel2A or Sentinnel2B, the MSIL stands for the Multispectral instrument utilized, what goes after corresponds to the date of the data, the label after stands for the version, the label after stands for the orbit number, then the ID of the data, then date of when it was processed, and the type of file it is saved as.</w:t>
-      </w:r>
     </w:p>
     <w:p>
       <w:pPr>
@@ -456,7 +445,6 @@
           <w:noProof/>
           <w:kern w:val="0"/>
         </w:rPr>
-        <w:lastRenderedPageBreak/>
         <w:pict w14:anchorId="0EF74DA8">
           <v:rect id="_x0000_i1027" alt="" style="width:468pt;height:.05pt;mso-width-percent:0;mso-height-percent:0;mso-width-percent:0;mso-height-percent:0" o:hralign="center" o:hrstd="t" o:hr="t" fillcolor="#a0a0a0" stroked="f"/>
         </w:pict>
@@ -487,6 +475,7 @@
           <w:szCs w:val="34"/>
           <w14:ligatures w14:val="none"/>
         </w:rPr>
+        <w:lastRenderedPageBreak/>
         <w:t>Data Characteristics</w:t>
       </w:r>
     </w:p>
@@ -951,7 +940,6 @@
           <w:noProof/>
           <w:kern w:val="0"/>
         </w:rPr>
-        <w:lastRenderedPageBreak/>
         <w:pict w14:anchorId="5DA2E7D9">
           <v:rect id="_x0000_i1025" alt="" style="width:468pt;height:.05pt;mso-width-percent:0;mso-height-percent:0;mso-width-percent:0;mso-height-percent:0" o:hralign="center" o:hrstd="t" o:hr="t" fillcolor="#a0a0a0" stroked="f"/>
         </w:pict>
@@ -982,6 +970,7 @@
           <w:szCs w:val="34"/>
           <w14:ligatures w14:val="none"/>
         </w:rPr>
+        <w:lastRenderedPageBreak/>
         <w:t>Machine Learning Fundamentals</w:t>
       </w:r>
     </w:p>
